--- a/Q6_Capability_Development/Q6_Response.docx
+++ b/Q6_Capability_Development/Q6_Response.docx
@@ -34,55 +34,7 @@
           <w:sz w:val="19"/>
           <w:szCs w:val="19"/>
         </w:rPr>
-        <w:t xml:space="preserve">Yahaya Umar </w:t>
-      </w:r>
-      <w:proofErr w:type="gramStart"/>
-      <w:r>
-        <w:rPr>
-          <w:rFonts w:ascii="Calibri" w:eastAsia="Calibri" w:hAnsi="Calibri" w:cs="Calibri"/>
-          <w:i/>
-          <w:iCs/>
-          <w:color w:val="555555"/>
-          <w:sz w:val="19"/>
-          <w:szCs w:val="19"/>
-        </w:rPr>
-        <w:t>Muhammad  |</w:t>
-      </w:r>
-      <w:proofErr w:type="gramEnd"/>
-      <w:r>
-        <w:rPr>
-          <w:rFonts w:ascii="Calibri" w:eastAsia="Calibri" w:hAnsi="Calibri" w:cs="Calibri"/>
-          <w:i/>
-          <w:iCs/>
-          <w:color w:val="555555"/>
-          <w:sz w:val="19"/>
-          <w:szCs w:val="19"/>
-        </w:rPr>
-        <w:t xml:space="preserve">  Part 3 (</w:t>
-      </w:r>
-      <w:proofErr w:type="gramStart"/>
-      <w:r>
-        <w:rPr>
-          <w:rFonts w:ascii="Calibri" w:eastAsia="Calibri" w:hAnsi="Calibri" w:cs="Calibri"/>
-          <w:i/>
-          <w:iCs/>
-          <w:color w:val="555555"/>
-          <w:sz w:val="19"/>
-          <w:szCs w:val="19"/>
-        </w:rPr>
-        <w:t>compulsory)  |</w:t>
-      </w:r>
-      <w:proofErr w:type="gramEnd"/>
-      <w:r>
-        <w:rPr>
-          <w:rFonts w:ascii="Calibri" w:eastAsia="Calibri" w:hAnsi="Calibri" w:cs="Calibri"/>
-          <w:i/>
-          <w:iCs/>
-          <w:color w:val="555555"/>
-          <w:sz w:val="19"/>
-          <w:szCs w:val="19"/>
-        </w:rPr>
-        <w:t xml:space="preserve">  Maximum 6 pages excluding annexes</w:t>
+        <w:t xml:space="preserve">Yahaya Umar Muhammad  |  Part 3 (compulsory)  |  Maximum 6 pages excluding annexes</w:t>
       </w:r>
     </w:p>
     <w:p>
@@ -515,7 +467,7 @@
           <w:sz w:val="21"/>
           <w:szCs w:val="21"/>
         </w:rPr>
-        <w:t>Day one opens with the aggregate, anonymised result, framed explicitly as the shared starting point the course was built around — not an individual finding. This establishes psychological safety without hiding the evidence: a room whose self-assessment is uncorrelated with a 57 per cent objective mean includes people who, in good faith, believe they are already competent, and a cold individual reveal risks defensiveness that closes the room before teaching starts. Each participant's own pre-test score is returned to them privately alongside their post-test on Day 5. Grouping and support during the week are set by practical demonstration on the day, not by self-report.</w:t>
+        <w:t>Day one opens with the aggregate, anonymised result, framed explicitly as the shared starting point the course was built around — not an individual finding. This establishes psychological safety without hiding the evidence: a room whose self-assessment is uncorrelated with a 57 per cent objective mean includes people who, in good faith, believe they are already competent, and a cold individual reveal risks defensiveness that closes the room before teaching starts. Each participant's own pre-test score is returned to them privately alongside their post-test on Day 5. Grouping and support during the week are set by practical demonstration on the day, not by self-report. The two most consequential single figures in the assessment are treated the same way: a 1.5-out-of-5 score on documenting a reproducible cleaning workflow — the weakest of all measured competencies — sets the floor the course must clear before anything else is credible, while cartography and map production, the strongest stated demand, is sequenced in Section 3 for morale and deliverable relevance, not because demand is being used as evidence of need.</w:t>
       </w:r>
     </w:p>
     <w:p>
@@ -1923,7 +1875,7 @@
           <w:sz w:val="21"/>
           <w:szCs w:val="21"/>
         </w:rPr>
-        <w:t>The same 12-item practical instrument is used at Day-1 baseline, Day-5 endline, and the Day 30/60/90 field follow-ups in Section 7, so scores are directly comparable over time. Every item is an observed task on the participant's own machine, scored by the facilitator against a fixed rubric — never a self-report — because the requirement is demonstrated capability, not recall or confidence. The same facilitators score both administrations against the same worked examples to keep scoring calibrated; the baseline is explicitly framed as a calibration exercise, not an exam, for the reason set out in Section 1.</w:t>
+        <w:t>The same 12-item practical instrument is used at Day-1 baseline, Day-5 endline, and the Day 30/60/90 field follow-ups in Section 7, so scores are directly comparable over time. Every item is an observed task on the participant's own machine, scored by the facilitator against a fixed rubric — never a self-report — because the requirement is demonstrated capability, not recall or confidence. The same facilitators score both administrations against the same worked examples to keep scoring calibrated; the baseline is explicitly framed as a calibration exercise, not an exam, for the reason set out in Section 1. Workflow ownership and peer review, the sixth competency domain in Annex A, is not assessed through a standalone item in this instrument — it is observed directly in the Day-5 capstone's peer documentation review (Section 3), which is the authentic task Annex A's Level 3/4 behaviours for that domain already describe, rather than a proxy task built to fit a twelve-item format.</w:t>
       </w:r>
     </w:p>
     <w:tbl>
@@ -2962,27 +2914,7 @@
                 <w:sz w:val="17"/>
                 <w:szCs w:val="17"/>
               </w:rPr>
-              <w:t xml:space="preserve">A defended Level 2 reached in at least two domains for </w:t>
-            </w:r>
-            <w:proofErr w:type="gramStart"/>
-            <w:r>
-              <w:rPr>
-                <w:rFonts w:ascii="Calibri" w:eastAsia="Calibri" w:hAnsi="Calibri" w:cs="Calibri"/>
-                <w:color w:val="1A1A1A"/>
-                <w:sz w:val="17"/>
-                <w:szCs w:val="17"/>
-              </w:rPr>
-              <w:t>the majority of</w:t>
-            </w:r>
-            <w:proofErr w:type="gramEnd"/>
-            <w:r>
-              <w:rPr>
-                <w:rFonts w:ascii="Calibri" w:eastAsia="Calibri" w:hAnsi="Calibri" w:cs="Calibri"/>
-                <w:color w:val="1A1A1A"/>
-                <w:sz w:val="17"/>
-                <w:szCs w:val="17"/>
-              </w:rPr>
-              <w:t xml:space="preserve"> participants.</w:t>
+              <w:t xml:space="preserve">A defended Level 2 reached in at least two domains for the majority of participants.</w:t>
             </w:r>
           </w:p>
         </w:tc>
@@ -3158,7 +3090,7 @@
           <w:sz w:val="21"/>
           <w:szCs w:val="21"/>
         </w:rPr>
-        <w:t>The programme is not only a training intervention. It is a mechanism for distributing knowledge, documenting workflows, creating backup capability, and reducing dependence on individual experts. This is the same institutional weakness that turns individual staff movement into a live delivery crisis in Question 5: capability building, reproducible documentation, peer review, and workflow ownership are structural controls against that same coordination fragility, not a separate obligation competing with it. Institutional capability cannot eliminate the operational cost of losing key staff — throughput and contextual knowledge still decline, and recruitment or workload adjustment is still needed — but it reduces the likelihood that ordinary staff movement escalates into the kind of crisis Question 5 describes.</w:t>
+        <w:t>The programme is not only a training intervention. It is a mechanism for distributing knowledge, documenting workflows, creating backup capability, and reducing dependence on individual experts. This is the same institutional weakness that turns individual staff movement into a live delivery crisis in Question 5: capability building, reproducible documentation, peer review, and workflow ownership are structural controls against that same coordination fragility, not a separate obligation competing with it. Institutional capability cannot eliminate the operational cost of losing key staff — throughput and contextual knowledge still decline, and recruitment or workload adjustment is still needed — but it reduces the likelihood that ordinary staff movement escalates into the kind of crisis Question 5 describes. This is not a hypothetical parallel: the counterpart's training-date confirmation request lands in the same 24-hour window as the resignations and the coverage dispute in Question 5, and is deliberately not confirmed immediately for the same reason recovery is sequenced there — a contractual commitment is honoured with a considered answer, not a rushed one. The competency framework and course design that follow are built on that lesson: proficiency is defined by demonstrated, reproducible output rather than attendance or self-rating, because untested, self-reported confidence is exactly the kind of concentrated, unverified capability that turned routine staff movement into the crisis this team is living through in Question 5.</w:t>
       </w:r>
     </w:p>
     <w:p>
@@ -3192,31 +3124,7 @@
           <w:sz w:val="21"/>
           <w:szCs w:val="21"/>
         </w:rPr>
-        <w:t xml:space="preserve">Four levels applied across six competency domains. Each cell states the observable behaviour that </w:t>
-      </w:r>
-      <w:proofErr w:type="gramStart"/>
-      <w:r>
-        <w:rPr>
-          <w:rFonts w:ascii="Calibri" w:eastAsia="Calibri" w:hAnsi="Calibri" w:cs="Calibri"/>
-          <w:i/>
-          <w:iCs/>
-          <w:color w:val="1A1A1A"/>
-          <w:sz w:val="21"/>
-          <w:szCs w:val="21"/>
-        </w:rPr>
-        <w:t>evidences</w:t>
-      </w:r>
-      <w:proofErr w:type="gramEnd"/>
-      <w:r>
-        <w:rPr>
-          <w:rFonts w:ascii="Calibri" w:eastAsia="Calibri" w:hAnsi="Calibri" w:cs="Calibri"/>
-          <w:i/>
-          <w:iCs/>
-          <w:color w:val="1A1A1A"/>
-          <w:sz w:val="21"/>
-          <w:szCs w:val="21"/>
-        </w:rPr>
-        <w:t xml:space="preserve"> that level in that domain.</w:t>
+        <w:t xml:space="preserve">Four levels applied across six competency domains. Each cell states the observable behaviour that evidences that level in that domain.</w:t>
       </w:r>
     </w:p>
     <w:tbl>
@@ -4403,27 +4311,7 @@
           <w:sz w:val="21"/>
           <w:szCs w:val="21"/>
         </w:rPr>
-        <w:t xml:space="preserve">One volunteer </w:t>
-      </w:r>
-      <w:proofErr w:type="gramStart"/>
-      <w:r>
-        <w:rPr>
-          <w:rFonts w:ascii="Calibri" w:eastAsia="Calibri" w:hAnsi="Calibri" w:cs="Calibri"/>
-          <w:color w:val="1A1A1A"/>
-          <w:sz w:val="21"/>
-          <w:szCs w:val="21"/>
-        </w:rPr>
-        <w:t>states</w:t>
-      </w:r>
-      <w:proofErr w:type="gramEnd"/>
-      <w:r>
-        <w:rPr>
-          <w:rFonts w:ascii="Calibri" w:eastAsia="Calibri" w:hAnsi="Calibri" w:cs="Calibri"/>
-          <w:color w:val="1A1A1A"/>
-          <w:sz w:val="21"/>
-          <w:szCs w:val="21"/>
-        </w:rPr>
-        <w:t>, in one sentence, the one thing their log was missing that the swap revealed; the facilitator links this to Day 5's capstone, where the log will be handed to someone who was not in the room.</w:t>
+        <w:t xml:space="preserve">One volunteer states, in one sentence, the one thing their log was missing that the swap revealed; the facilitator links this to Day 5's capstone, where the log will be handed to someone who was not in the room.</w:t>
       </w:r>
     </w:p>
     <w:p>
@@ -4534,27 +4422,7 @@
           <w:sz w:val="21"/>
           <w:szCs w:val="21"/>
         </w:rPr>
-        <w:t xml:space="preserve">A cleaned export, and a log with one line per action stating which record(s), what was found, what was done, and why — for example, "Rows 14, 27: coordinates fall outside Nigeria's extent; swapped </w:t>
-      </w:r>
-      <w:proofErr w:type="spellStart"/>
-      <w:r>
-        <w:rPr>
-          <w:rFonts w:ascii="Calibri" w:eastAsia="Calibri" w:hAnsi="Calibri" w:cs="Calibri"/>
-          <w:color w:val="1A1A1A"/>
-          <w:sz w:val="21"/>
-          <w:szCs w:val="21"/>
-        </w:rPr>
-        <w:t>lat</w:t>
-      </w:r>
-      <w:proofErr w:type="spellEnd"/>
-      <w:r>
-        <w:rPr>
-          <w:rFonts w:ascii="Calibri" w:eastAsia="Calibri" w:hAnsi="Calibri" w:cs="Calibri"/>
-          <w:color w:val="1A1A1A"/>
-          <w:sz w:val="21"/>
-          <w:szCs w:val="21"/>
-        </w:rPr>
-        <w:t>/long based on plausible range; flagged for field confirmation, not deleted." The "0" population values are treated as a sentinel, not a real zero, and that judgement is documented explicitly rather than silently recoded.</w:t>
+        <w:t xml:space="preserve">A cleaned export, and a log with one line per action stating which record(s), what was found, what was done, and why — for example, "Rows 14, 27: coordinates fall outside Nigeria's extent; swapped lat/long based on plausible range; flagged for field confirmation, not deleted." The "0" population values are treated as a sentinel, not a real zero, and that judgement is documented explicitly rather than silently recoded.</w:t>
       </w:r>
     </w:p>
     <w:p>
@@ -6450,7 +6318,7 @@
         <w:sz w:val="16"/>
         <w:szCs w:val="16"/>
       </w:rPr>
-      <w:t>2</w:t>
+      <w:t>7</w:t>
     </w:r>
     <w:r>
       <w:rPr>

--- a/Q6_Capability_Development/Q6_Response.docx
+++ b/Q6_Capability_Development/Q6_Response.docx
@@ -264,7 +264,7 @@
                 <w:sz w:val="17"/>
                 <w:szCs w:val="17"/>
               </w:rPr>
-              <w:t>Knowledge is partial, not absent — the course converts partial knowledge into demonstrated practice, it does not re-teach from zero.</w:t>
+              <w:t>Knowledge is partial, not missing — the course turns that partial knowledge into demonstrated skill; it does not start teaching from zero.</w:t>
             </w:r>
           </w:p>
         </w:tc>
@@ -325,7 +325,7 @@
                 <w:sz w:val="17"/>
                 <w:szCs w:val="17"/>
               </w:rPr>
-              <w:t>Self-report is not usable as a needs-assessment input; it is used only to manage morale and Day-1 framing, never to set curriculum content.</w:t>
+              <w:t>Self-reported confidence is not used to decide what to teach; it is only used to manage morale and how Day 1 is framed, never to set the actual course content.</w:t>
             </w:r>
           </w:p>
         </w:tc>
@@ -388,7 +388,7 @@
                 <w:sz w:val="17"/>
                 <w:szCs w:val="17"/>
               </w:rPr>
-              <w:t>Stated demand carries no discriminating information; content is set by the objective test and observed behaviour instead.</w:t>
+              <w:t>What people say they want to learn does not tell us what they actually need — course content is set by the test results and observed skill instead.</w:t>
             </w:r>
           </w:p>
         </w:tc>
@@ -449,7 +449,7 @@
                 <w:sz w:val="17"/>
                 <w:szCs w:val="17"/>
               </w:rPr>
-              <w:t>The binding constraint on the whole programme. Installing and confirming access is a Day-1 prerequisite, not a footnote.</w:t>
+              <w:t>This is the one constraint that limits the whole programme. Getting software access sorted is a Day-1 requirement, not an afterthought.</w:t>
             </w:r>
           </w:p>
         </w:tc>
@@ -467,7 +467,7 @@
           <w:sz w:val="21"/>
           <w:szCs w:val="21"/>
         </w:rPr>
-        <w:t>Day one opens with the aggregate, anonymised result, framed explicitly as the shared starting point the course was built around — not an individual finding. This establishes psychological safety without hiding the evidence: a room whose self-assessment is uncorrelated with a 57 per cent objective mean includes people who, in good faith, believe they are already competent, and a cold individual reveal risks defensiveness that closes the room before teaching starts. Each participant's own pre-test score is returned to them privately alongside their post-test on Day 5. Grouping and support during the week are set by practical demonstration on the day, not by self-report. The two most consequential single figures in the assessment are treated the same way: a 1.5-out-of-5 score on documenting a reproducible cleaning workflow — the weakest of all measured competencies — sets the floor the course must clear before anything else is credible, while cartography and map production, the strongest stated demand, is sequenced in Section 3 for morale and deliverable relevance, not because demand is being used as evidence of need.</w:t>
+        <w:t>Day one opens with the group's overall, anonymous result — presented as the shared starting point the course was built around, not as anyone's individual score. This keeps the room feeling safe without hiding the truth: since people's confidence did not match their actual 57 per cent average test score, some people in the room genuinely believe, in good faith, that they are already competent, and singling anyone out on day one risks putting the room on the defensive before teaching even starts. Each person gets their own pre-test score back privately, alongside their post-test score on Day 5. Who works with whom, and who gets extra support, is decided by what people actually show they can do during the week, not by what they said about themselves beforehand. The two most important numbers from the assessment are treated the same way: a score of 1.5 out of 5 on documenting a repeatable cleaning workflow — the weakest skill measured — sets the bar the whole course has to clear before anything else can be trusted, while cartography and map-making, which people said they wanted most, is placed in Section 3 for morale and because it produces something people can use, not because wanting it proves they need it.</w:t>
       </w:r>
     </w:p>
     <w:p>
@@ -482,7 +482,7 @@
           <w:sz w:val="21"/>
           <w:szCs w:val="21"/>
         </w:rPr>
-        <w:t>Zero of twenty-one respondents having QGIS or ArcGIS access is treated as the binding constraint on the entire programme, not a footnote to curriculum design. Training without continued tool access decays; a perfectly designed course produces nothing durable if trainees return to desks with no way to practise. QGIS installation, device readiness, permissions, sample data, storage and basic technical support are therefore resolved before or at course start — QGIS is preferred because it is free, open source, and maintainable without a licensing dependency the department cannot sustain. Where departmental IT policy re-images machines or restricts installation, that restriction is raised with programme leadership as a parallel, named workstream before Day 1, because software access alone is not sufficient without the practice, supervision and real work set out in Section 7.</w:t>
+        <w:t>None of the 21 people surveyed have QGIS or ArcGIS access. That is treated as the single biggest constraint on the whole programme, not a minor detail. A skill that cannot be practised decays — even a perfectly designed course produces nothing lasting if people go back to desks with no way to use what they learned. So QGIS installation, working devices, permissions, sample data, storage, and basic technical support are all sorted out before or at the start of the course. QGIS is the choice here because it is free, open source, and does not depend on a licence the department cannot keep paying for. Where IT policy re-images machines or blocks installation, that gets raised with programme leadership as its own named task before Day 1 — because access alone is not enough without the practice, supervision, and real work covered in Section 7.</w:t>
       </w:r>
     </w:p>
     <w:p>
@@ -517,7 +517,7 @@
           <w:sz w:val="21"/>
           <w:szCs w:val="21"/>
         </w:rPr>
-        <w:t xml:space="preserve">A generic beginner/intermediate/advanced scale cannot separate "cannot do the task" from "can do it with the manual open" from "did it correctly, unsupervised" — and that distinction is the design problem the evidence in Section 1 poses. Four levels are used, each anchored to an observable behaviour, applied across six domains: data handling and QA, reproducible documentation, cartography, basic spatial analysis, communication of results, and workflow ownership and peer review. The full matrix is </w:t>
+        <w:t xml:space="preserve">A generic beginner/intermediate/advanced scale cannot tell the difference between “cannot do the task,” “can do it with the instructions open,” and “did it correctly, unsupervised” — and that difference is exactly the problem the Section 1 evidence raises. Four levels are used instead, each tied to something you can actually observe someone doing, applied across six skill areas: handling and checking data, writing reproducible documentation, mapmaking, basic spatial analysis, communicating results, and owning a workflow with peer review. The full table is </w:t>
       </w:r>
       <w:r>
         <w:rPr>
@@ -537,7 +537,7 @@
           <w:sz w:val="21"/>
           <w:szCs w:val="21"/>
         </w:rPr>
-        <w:t>. The levels are Assisted execution (only with a written procedure and a working example), Independent standard execution (unsupervised, from a stated objective), Adaptive execution (modifies a procedure for a new situation and documents it for a colleague), and Review &amp; workflow ownership (finds and explains a colleague's error; owns a workflow end to end).</w:t>
+        <w:t>. The four levels are: Assisted (only works with written instructions and a worked example in front of them), Independent (does it unsupervised, given just the goal), Adaptive (adjusts the method for a new situation and writes it up for a colleague), and Review and ownership (finds and explains a colleague's mistake; owns a workflow start to finish).</w:t>
       </w:r>
     </w:p>
     <w:p>
@@ -571,7 +571,7 @@
           <w:sz w:val="21"/>
           <w:szCs w:val="21"/>
         </w:rPr>
-        <w:t>Hands-on work is 75–80 per cent of scheduled time; direct instruction runs in short blocks, each followed immediately by practice, because a cohort at this baseline retains procedural skill from doing, not from listening.</w:t>
+        <w:t>Hands-on work makes up 75–80% of the scheduled time. Direct teaching happens in short blocks, each immediately followed by practice — because a group starting from this baseline learns a skill by doing it, not by hearing about it.</w:t>
       </w:r>
     </w:p>
     <w:tbl>
@@ -1785,7 +1785,7 @@
           <w:sz w:val="21"/>
           <w:szCs w:val="21"/>
         </w:rPr>
-        <w:t>Spatial statistics, remote sensing, web mapping, Python or R automation, advanced database administration, machine learning, and advanced network analysis are explicitly excluded from this course. The cohort has not yet demonstrated foundational capability; the five-day window is limited; resolving software access and reproducible practice is more urgent than breadth; and shallow exposure to advanced topics would not transfer into reliable departmental work. These areas are named to programme leadership as Phase 2 candidates, conditional on the software-access constraint being resolved outside the training budget and on the Day-90 reassessment in Section 7 showing a defended Level 2 or above in the foundational domains taught here.</w:t>
+        <w:t>Spatial statistics, remote sensing, web mapping, Python or R automation, advanced database administration, machine learning, and advanced network analysis are all deliberately left out of this course. This cohort has not yet shown it has the basics down; five days is not enough time; fixing software access and building reproducible habits matters more right now than covering more ground; and a shallow taste of advanced topics would not actually stick in real departmental work. These topics are flagged to programme leadership as candidates for a second phase, on two conditions: the software-access problem gets fixed outside the training budget, and the Day-90 reassessment in Section 7 shows people have genuinely reached Level 2 or above in the basics taught here.</w:t>
       </w:r>
     </w:p>
     <w:p>
@@ -1875,7 +1875,7 @@
           <w:sz w:val="21"/>
           <w:szCs w:val="21"/>
         </w:rPr>
-        <w:t>The same 12-item practical instrument is used at Day-1 baseline, Day-5 endline, and the Day 30/60/90 field follow-ups in Section 7, so scores are directly comparable over time. Every item is an observed task on the participant's own machine, scored by the facilitator against a fixed rubric — never a self-report — because the requirement is demonstrated capability, not recall or confidence. The same facilitators score both administrations against the same worked examples to keep scoring calibrated; the baseline is explicitly framed as a calibration exercise, not an exam, for the reason set out in Section 1. Workflow ownership and peer review, the sixth competency domain in Annex A, is not assessed through a standalone item in this instrument — it is observed directly in the Day-5 capstone's peer documentation review (Section 3), which is the authentic task Annex A's Level 3/4 behaviours for that domain already describe, rather than a proxy task built to fit a twelve-item format.</w:t>
+        <w:t>The same 12-item practical test is used at the Day-1 baseline, the Day-5 endline, and the Day 30/60/90 follow-ups in Section 7, so scores can be compared directly over time. Every item is a task the facilitator watches someone actually do on their own machine, scored against a fixed rubric — never a self-report — because what matters is demonstrated skill, not how well someone remembers something or how confident they feel. The same facilitators score both rounds against the same worked examples, to keep scoring consistent; the baseline is deliberately framed as a calibration exercise, not an exam, for the reason explained in Section 1. Workflow ownership and peer review, the sixth skill area in Annex A, is not tested with a separate item in this instrument — it is observed directly during the Day-5 capstone's peer documentation review (Section 3), which is the real task that already matches what Annex A says Level 3/4 looks like for that skill, rather than inventing a fake task just to fit a twelve-item format.</w:t>
       </w:r>
     </w:p>
     <w:tbl>
@@ -3055,7 +3055,7 @@
                 <w:sz w:val="17"/>
                 <w:szCs w:val="17"/>
               </w:rPr>
-              <w:t>Proportion of participants independently producing a documented, reproducible output on real data — this is the number reported against the contractual capability commitment, not attendance or satisfaction.</w:t>
+              <w:t>The number that gets reported against the contractual capability commitment is the share of participants who can independently produce a documented, reproducible result on real data — not attendance, not satisfaction.</w:t>
             </w:r>
           </w:p>
         </w:tc>
@@ -3073,7 +3073,7 @@
           <w:sz w:val="21"/>
           <w:szCs w:val="21"/>
         </w:rPr>
-        <w:t>Capability transfer is measured through independently completed real tasks, reproducible logs, reviewed outputs, reduced correction rates, successful peer review, continuity during absence, and work delivered without external rescue — never through attendance, satisfaction, or certificates.</w:t>
+        <w:t>Whether the training actually transferred is measured by real tasks completed independently, reproducible logs, reviewed outputs, fewer corrections needed over time, successful peer review, work continuing while someone is away, and work delivered without outside rescue — never by attendance, satisfaction, or certificates.</w:t>
       </w:r>
     </w:p>
     <w:p>
@@ -3090,7 +3090,7 @@
           <w:sz w:val="21"/>
           <w:szCs w:val="21"/>
         </w:rPr>
-        <w:t>The programme is not only a training intervention. It is a mechanism for distributing knowledge, documenting workflows, creating backup capability, and reducing dependence on individual experts. This is the same institutional weakness that turns individual staff movement into a live delivery crisis in Question 5: capability building, reproducible documentation, peer review, and workflow ownership are structural controls against that same coordination fragility, not a separate obligation competing with it. Institutional capability cannot eliminate the operational cost of losing key staff — throughput and contextual knowledge still decline, and recruitment or workload adjustment is still needed — but it reduces the likelihood that ordinary staff movement escalates into the kind of crisis Question 5 describes. This is not a hypothetical parallel: the counterpart's training-date confirmation request lands in the same 24-hour window as the resignations and the coverage dispute in Question 5, and is deliberately not confirmed immediately for the same reason recovery is sequenced there — a contractual commitment is honoured with a considered answer, not a rushed one. The competency framework and course design that follow are built on that lesson: proficiency is defined by demonstrated, reproducible output rather than attendance or self-rating, because untested, self-reported confidence is exactly the kind of concentrated, unverified capability that turned routine staff movement into the crisis this team is living through in Question 5.</w:t>
+        <w:t>This programme is not just training. It is a way of spreading knowledge around, writing workflows down, building backup capability, and making the department less dependent on any one expert. That is the same underlying weakness that turns ordinary staff movement into a live crisis in Question 5: building capability, writing things down, peer review, and shared ownership of workflows are all defences against that same fragility — not a separate job competing with it. Institutional capability cannot remove the real cost of losing key staff entirely — output and know-how still take a hit, and someone still has to hire or redistribute the work — but it makes it much less likely that ordinary staff turnover turns into the kind of crisis Question 5 describes. And this is not just a neat parallel: the counterpart's request to confirm training dates lands in the exact same 24-hour window as the resignations and the coverage dispute in Question 5, and it is deliberately not confirmed right away, for the same reason the recovery work there is sequenced — a contractual commitment deserves a considered answer, not a rushed one. The competency framework and course design that follow are built on that same lesson: skill is defined by what someone can actually produce, not by attendance or how confident they say they feel, because untested, self-reported confidence is exactly the kind of shaky, unproven capability that turned routine staff movement into the crisis this team is living through in Question 5.</w:t>
       </w:r>
     </w:p>
     <w:p>
